--- a/docs/MAIIC_Finance_Overlay_Importers_Specification_v1_2026-10-17.docx
+++ b/docs/MAIIC_Finance_Overlay_Importers_Specification_v1_2026-10-17.docx
@@ -101,7 +101,7 @@
           <w:color w:val="5B6470"/>
           <w:sz w:val="18"/>
         </w:rPr>
-        <w:t>Draft for review — not built</w:t>
+        <w:t>Superseded on 17 October 2026 by version 2 (MAIIC_Finance_Overlay_Importers_Specification_v2_2026-10-17), which describes what was built after the decision to apply audited overrides; kept for the reasoning</w:t>
       </w:r>
     </w:p>
     <w:p>
